--- a/public/gallery/examples/devops-engineer/de/resume.docx
+++ b/public/gallery/examples/devops-engineer/de/resume.docx
@@ -66,7 +66,7 @@
         </w:rPr>
         <w:t xml:space="preserve">📧 </w:t>
       </w:r>
-      <w:hyperlink w:history="1" r:id="rIdi6o3uauj6n4sm-fzlhref">
+      <w:hyperlink w:history="1" r:id="rId9yerneomb2wna5nl7rd63">
         <w:r>
           <w:rPr>
             <w:sz w:val="18"/>
@@ -89,7 +89,7 @@
         </w:rPr>
         <w:t xml:space="preserve">🔗 </w:t>
       </w:r>
-      <w:hyperlink w:history="1" r:id="rId4gzj4eosfmjcinnqizgh-">
+      <w:hyperlink w:history="1" r:id="rIdnfnwc5-stw_ukrnn74oix">
         <w:r>
           <w:rPr>
             <w:sz w:val="18"/>
@@ -124,7 +124,7 @@
         <w:spacing w:after="200" w:line="276"/>
         <w:jc w:val="center"/>
       </w:pPr>
-      <w:hyperlink w:history="1" r:id="rIdayzubvibgwafoovrjxocd">
+      <w:hyperlink w:history="1" r:id="rIdwjgpeb2n0pn0edvjtxdsa">
         <w:r>
           <w:rPr>
             <w:sz w:val="18"/>
@@ -140,7 +140,7 @@
         </w:rPr>
         <w:t xml:space="preserve"> • </w:t>
       </w:r>
-      <w:hyperlink w:history="1" r:id="rId_rjc0ysyrww7vx7kdjxiz">
+      <w:hyperlink w:history="1" r:id="rIdnojdh3yha2f8rvyrowr71">
         <w:r>
           <w:rPr>
             <w:sz w:val="18"/>
@@ -287,7 +287,7 @@
         </w:rPr>
         <w:t xml:space="preserve">	</w:t>
       </w:r>
-      <w:hyperlink w:history="1" r:id="rIdq7k0o_h4xyqunideortn_">
+      <w:hyperlink w:history="1" r:id="rId9qenrxuj-00l3sxbb_jap">
         <w:r>
           <w:rPr>
             <w:sz w:val="18"/>
@@ -412,7 +412,7 @@
         </w:rPr>
         <w:t xml:space="preserve">	</w:t>
       </w:r>
-      <w:hyperlink w:history="1" r:id="rId1m1jakyaqkuehxr-oo7bc">
+      <w:hyperlink w:history="1" r:id="rIdxe9zvtjsgktjeklc_pmlx">
         <w:r>
           <w:rPr>
             <w:sz w:val="18"/>
@@ -556,7 +556,7 @@
         </w:rPr>
         <w:t xml:space="preserve">	</w:t>
       </w:r>
-      <w:hyperlink w:history="1" r:id="rIdnghx1kobcyd6yg65m-8dm">
+      <w:hyperlink w:history="1" r:id="rIdbree2tek1da9olppgt4zv">
         <w:r>
           <w:rPr>
             <w:sz w:val="18"/>
@@ -738,7 +738,7 @@
         </w:rPr>
         <w:t xml:space="preserve">	</w:t>
       </w:r>
-      <w:hyperlink w:history="1" r:id="rIdo-ltujemcciyx1j4_wdbb">
+      <w:hyperlink w:history="1" r:id="rIdubtzivs-2x_yparzquqdk">
         <w:r>
           <w:rPr>
             <w:sz w:val="18"/>
@@ -920,7 +920,7 @@
         </w:rPr>
         <w:t xml:space="preserve">	</w:t>
       </w:r>
-      <w:hyperlink w:history="1" r:id="rId0ef5gbb2pg_u6di01v_ea">
+      <w:hyperlink w:history="1" r:id="rIdf6gnk0x2ch5fdsrrbl1yb">
         <w:r>
           <w:rPr>
             <w:sz w:val="18"/>
@@ -1449,7 +1449,7 @@
         </w:rPr>
         <w:t xml:space="preserve">	</w:t>
       </w:r>
-      <w:hyperlink w:history="1" r:id="rId9f7ob8cuizzhhzdmgjepm">
+      <w:hyperlink w:history="1" r:id="rIdzdg87xo4-ug6ewwor1b0e">
         <w:r>
           <w:rPr>
             <w:sz w:val="18"/>
@@ -1515,7 +1515,7 @@
         </w:rPr>
         <w:t xml:space="preserve">	</w:t>
       </w:r>
-      <w:hyperlink w:history="1" r:id="rIdrdmkiphrewsrn5daxqazk">
+      <w:hyperlink w:history="1" r:id="rIdmfmnjnck394sdn9alpryx">
         <w:r>
           <w:rPr>
             <w:sz w:val="18"/>
@@ -1581,7 +1581,7 @@
         </w:rPr>
         <w:t xml:space="preserve">	</w:t>
       </w:r>
-      <w:hyperlink w:history="1" r:id="rIdagodxfhjmrpuh0j1ye4i0">
+      <w:hyperlink w:history="1" r:id="rId_0barxemxqz2l94_lhi7a">
         <w:r>
           <w:rPr>
             <w:sz w:val="18"/>
@@ -1666,7 +1666,7 @@
         </w:rPr>
         <w:t xml:space="preserve">	</w:t>
       </w:r>
-      <w:hyperlink w:history="1" r:id="rIdqotnuvh_hq8dxpehn0r0b">
+      <w:hyperlink w:history="1" r:id="rIdhabpvdf04y3cixbyemdpu">
         <w:r>
           <w:rPr>
             <w:sz w:val="18"/>
@@ -1789,7 +1789,7 @@
         </w:rPr>
         <w:t xml:space="preserve">	</w:t>
       </w:r>
-      <w:hyperlink w:history="1" r:id="rIdpmzlcxvz4enhiailjksia">
+      <w:hyperlink w:history="1" r:id="rIdr1ggaxoh31ids-7cbtglm">
         <w:r>
           <w:rPr>
             <w:sz w:val="18"/>
@@ -1933,7 +1933,7 @@
         </w:rPr>
         <w:t xml:space="preserve">	</w:t>
       </w:r>
-      <w:hyperlink w:history="1" r:id="rIddngvwmuspuftkg8ovtwbf">
+      <w:hyperlink w:history="1" r:id="rIdpmuqws8quhwbu8wo5p10p">
         <w:r>
           <w:rPr>
             <w:sz w:val="18"/>
@@ -2159,7 +2159,7 @@
         </w:rPr>
         <w:t xml:space="preserve">	</w:t>
       </w:r>
-      <w:hyperlink w:history="1" r:id="rIdq6kr3gew1rn-yk7c5owfr">
+      <w:hyperlink w:history="1" r:id="rIdicfjsfaj34mmqudify2ie">
         <w:r>
           <w:rPr>
             <w:sz w:val="18"/>
